--- a/Participants/4_Shared_Toolkit/Templates/Cross_Workflow_Handoff_Checklist.docx
+++ b/Participants/4_Shared_Toolkit/Templates/Cross_Workflow_Handoff_Checklist.docx
@@ -5,6 +5,7 @@
     <w:p>
       <w:r>
         <w:rPr>
+          <w:rFonts w:ascii="Lexend" w:hAnsi="Lexend" w:eastAsia="Lexend" w:cs="Lexend"/>
           <w:b/>
           <w:color w:val="007A87"/>
           <w:sz w:val="24"/>
@@ -18,6 +19,7 @@
       </w:pPr>
       <w:r>
         <w:rPr>
+          <w:rFonts w:ascii="Lexend" w:hAnsi="Lexend" w:eastAsia="Lexend" w:cs="Lexend"/>
           <w:b/>
           <w:color w:val="1B2A4A"/>
           <w:sz w:val="48"/>
@@ -28,6 +30,7 @@
     <w:p>
       <w:r>
         <w:rPr>
+          <w:rFonts w:ascii="Nunito" w:hAnsi="Nunito" w:eastAsia="Nunito" w:cs="Nunito"/>
           <w:i/>
           <w:color w:val="666666"/>
           <w:sz w:val="24"/>
@@ -52,6 +55,7 @@
           <w:p>
             <w:r>
               <w:rPr>
+                <w:rFonts w:ascii="Nunito" w:hAnsi="Nunito" w:eastAsia="Nunito" w:cs="Nunito"/>
                 <w:b/>
                 <w:color w:val="1B2A4A"/>
                 <w:sz w:val="20"/>
@@ -67,6 +71,7 @@
           <w:p>
             <w:r>
               <w:rPr>
+                <w:rFonts w:ascii="Nunito" w:hAnsi="Nunito" w:eastAsia="Nunito" w:cs="Nunito"/>
                 <w:color w:val="222222"/>
                 <w:sz w:val="20"/>
               </w:rPr>
@@ -83,6 +88,7 @@
           <w:p>
             <w:r>
               <w:rPr>
+                <w:rFonts w:ascii="Nunito" w:hAnsi="Nunito" w:eastAsia="Nunito" w:cs="Nunito"/>
                 <w:b/>
                 <w:color w:val="1B2A4A"/>
                 <w:sz w:val="20"/>
@@ -98,6 +104,7 @@
           <w:p>
             <w:r>
               <w:rPr>
+                <w:rFonts w:ascii="Nunito" w:hAnsi="Nunito" w:eastAsia="Nunito" w:cs="Nunito"/>
                 <w:color w:val="222222"/>
                 <w:sz w:val="20"/>
               </w:rPr>
@@ -114,6 +121,7 @@
           <w:p>
             <w:r>
               <w:rPr>
+                <w:rFonts w:ascii="Nunito" w:hAnsi="Nunito" w:eastAsia="Nunito" w:cs="Nunito"/>
                 <w:b/>
                 <w:color w:val="1B2A4A"/>
                 <w:sz w:val="20"/>
@@ -129,10 +137,11 @@
           <w:p>
             <w:r>
               <w:rPr>
+                <w:rFonts w:ascii="Nunito" w:hAnsi="Nunito" w:eastAsia="Nunito" w:cs="Nunito"/>
                 <w:color w:val="222222"/>
                 <w:sz w:val="20"/>
               </w:rPr>
-              <w:t>2.0 | July 2026</w:t>
+              <w:t>3.0 | July 2026</w:t>
             </w:r>
           </w:p>
         </w:tc>
@@ -152,13 +161,13 @@
       </w:pPr>
       <w:r>
         <w:rPr>
-          <w:rFonts w:ascii="Calibri" w:hAnsi="Calibri"/>
+          <w:rFonts w:ascii="Nunito" w:hAnsi="Nunito" w:eastAsia="Nunito" w:cs="Nunito"/>
           <w:b w:val="0"/>
           <w:i w:val="0"/>
           <w:color w:val="222222"/>
           <w:sz w:val="22"/>
         </w:rPr>
-        <w:t>No deliverable may be submitted until both workflows have completed and signed their sections. The Engagement Lead signs only if the Request Log shows genuine exchange (not a single dump at the end).</w:t>
+        <w:t>No deliverable may be submitted until both workflows have completed and confirmed their sections. Use online ticks (typed name + date) - no wet signature. The Engagement Lead confirms only if the Request Log shows genuine exchange (not a single dump at the end).</w:t>
       </w:r>
     </w:p>
     <w:p>
@@ -167,7 +176,7 @@
       </w:pPr>
       <w:r>
         <w:rPr>
-          <w:rFonts w:ascii="Calibri" w:hAnsi="Calibri"/>
+          <w:rFonts w:ascii="Lexend" w:hAnsi="Lexend" w:eastAsia="Lexend" w:cs="Lexend"/>
           <w:color w:val="1B2A4A"/>
         </w:rPr>
         <w:t>Section A - Workflow A reviews Workflow B</w:t>
@@ -180,7 +189,7 @@
       </w:pPr>
       <w:r>
         <w:rPr>
-          <w:rFonts w:ascii="Calibri" w:hAnsi="Calibri"/>
+          <w:rFonts w:ascii="Nunito" w:hAnsi="Nunito" w:eastAsia="Nunito" w:cs="Nunito"/>
         </w:rPr>
         <w:t>[  ]  Findings Memos answer the question asked, in plain language.</w:t>
       </w:r>
@@ -192,7 +201,7 @@
       </w:pPr>
       <w:r>
         <w:rPr>
-          <w:rFonts w:ascii="Calibri" w:hAnsi="Calibri"/>
+          <w:rFonts w:ascii="Nunito" w:hAnsi="Nunito" w:eastAsia="Nunito" w:cs="Nunito"/>
         </w:rPr>
         <w:t>[  ]  The raw workbook and data dictionary were not shared with A.</w:t>
       </w:r>
@@ -204,7 +213,7 @@
       </w:pPr>
       <w:r>
         <w:rPr>
-          <w:rFonts w:ascii="Calibri" w:hAnsi="Calibri"/>
+          <w:rFonts w:ascii="Nunito" w:hAnsi="Nunito" w:eastAsia="Nunito" w:cs="Nunito"/>
         </w:rPr>
         <w:t>[  ]  Placement definition and sample limitations are stated.</w:t>
       </w:r>
@@ -216,7 +225,7 @@
       </w:pPr>
       <w:r>
         <w:rPr>
-          <w:rFonts w:ascii="Calibri" w:hAnsi="Calibri"/>
+          <w:rFonts w:ascii="Nunito" w:hAnsi="Nunito" w:eastAsia="Nunito" w:cs="Nunito"/>
         </w:rPr>
         <w:t>[  ]  Caveats are honest; uncomfortable findings are not hidden.</w:t>
       </w:r>
@@ -228,7 +237,7 @@
       </w:pPr>
       <w:r>
         <w:rPr>
-          <w:rFonts w:ascii="Calibri" w:hAnsi="Calibri"/>
+          <w:rFonts w:ascii="Nunito" w:hAnsi="Nunito" w:eastAsia="Nunito" w:cs="Nunito"/>
         </w:rPr>
         <w:t>[  ]  Unanswered or delayed requests are logged with reasons.</w:t>
       </w:r>
@@ -240,7 +249,7 @@
       </w:pPr>
       <w:r>
         <w:rPr>
-          <w:rFonts w:ascii="Calibri" w:hAnsi="Calibri"/>
+          <w:rFonts w:ascii="Nunito" w:hAnsi="Nunito" w:eastAsia="Nunito" w:cs="Nunito"/>
         </w:rPr>
         <w:t>[  ]  No causation is claimed from correlation.</w:t>
       </w:r>
@@ -252,55 +261,39 @@
       </w:pPr>
       <w:r>
         <w:rPr>
-          <w:rFonts w:ascii="Calibri" w:hAnsi="Calibri"/>
+          <w:rFonts w:ascii="Nunito" w:hAnsi="Nunito" w:eastAsia="Nunito" w:cs="Nunito"/>
         </w:rPr>
         <w:t>[  ]  Charts attached to memos are curated, not a pivot dump.</w:t>
       </w:r>
     </w:p>
-    <w:p/>
     <w:p>
       <w:pPr>
-        <w:spacing w:after="120"/>
+        <w:spacing w:after="40"/>
       </w:pPr>
       <w:r>
         <w:rPr>
-          <w:rFonts w:ascii="Calibri" w:hAnsi="Calibri"/>
-          <w:b w:val="0"/>
-          <w:i w:val="0"/>
-          <w:color w:val="222222"/>
-          <w:sz w:val="20"/>
-        </w:rPr>
-        <w:t>Signed:  ______________________________________</w:t>
-      </w:r>
-    </w:p>
-    <w:p>
-      <w:pPr>
-        <w:spacing w:after="0"/>
-      </w:pPr>
-      <w:r>
-        <w:rPr>
-          <w:rFonts w:ascii="Calibri" w:hAnsi="Calibri"/>
+          <w:rFonts w:ascii="Nunito" w:hAnsi="Nunito" w:eastAsia="Nunito" w:cs="Nunito"/>
           <w:b/>
           <w:i w:val="0"/>
           <w:color w:val="222222"/>
           <w:sz w:val="20"/>
         </w:rPr>
-        <w:t>________________________</w:t>
+        <w:t>[  ]  Confirmed by Workflow A reviewer</w:t>
       </w:r>
     </w:p>
     <w:p>
       <w:pPr>
-        <w:spacing w:after="0"/>
+        <w:spacing w:after="40"/>
       </w:pPr>
       <w:r>
         <w:rPr>
-          <w:rFonts w:ascii="Calibri" w:hAnsi="Calibri"/>
+          <w:rFonts w:ascii="Nunito" w:hAnsi="Nunito" w:eastAsia="Nunito" w:cs="Nunito"/>
           <w:b w:val="0"/>
           <w:i/>
           <w:color w:val="666666"/>
-          <w:sz w:val="20"/>
+          <w:sz w:val="18"/>
         </w:rPr>
-        <w:t>Workflow A reviewer</w:t>
+        <w:t>Tick [x] and type full name + date (online confirmation)</w:t>
       </w:r>
     </w:p>
     <w:p>
@@ -309,13 +302,13 @@
       </w:pPr>
       <w:r>
         <w:rPr>
-          <w:rFonts w:ascii="Calibri" w:hAnsi="Calibri"/>
+          <w:rFonts w:ascii="Nunito" w:hAnsi="Nunito" w:eastAsia="Nunito" w:cs="Nunito"/>
           <w:b w:val="0"/>
           <w:i w:val="0"/>
           <w:color w:val="222222"/>
           <w:sz w:val="20"/>
         </w:rPr>
-        <w:t>Date:  ____________________</w:t>
+        <w:t>Name: ____________________    Date: __________    Channel (Drive comment / sheet tick): __________</w:t>
       </w:r>
     </w:p>
     <w:p>
@@ -324,7 +317,7 @@
       </w:pPr>
       <w:r>
         <w:rPr>
-          <w:rFonts w:ascii="Calibri" w:hAnsi="Calibri"/>
+          <w:rFonts w:ascii="Lexend" w:hAnsi="Lexend" w:eastAsia="Lexend" w:cs="Lexend"/>
           <w:color w:val="1B2A4A"/>
         </w:rPr>
         <w:t>Section B - Workflow B reviews Workflow A</w:t>
@@ -337,7 +330,7 @@
       </w:pPr>
       <w:r>
         <w:rPr>
-          <w:rFonts w:ascii="Calibri" w:hAnsi="Calibri"/>
+          <w:rFonts w:ascii="Nunito" w:hAnsi="Nunito" w:eastAsia="Nunito" w:cs="Nunito"/>
         </w:rPr>
         <w:t>[  ]  Every quantitative claim cites a Request ID or Findings Memo ID.</w:t>
       </w:r>
@@ -349,7 +342,19 @@
       </w:pPr>
       <w:r>
         <w:rPr>
-          <w:rFonts w:ascii="Calibri" w:hAnsi="Calibri"/>
+          <w:rFonts w:ascii="Nunito" w:hAnsi="Nunito" w:eastAsia="Nunito" w:cs="Nunito"/>
+        </w:rPr>
+        <w:t>[  ]  Document cites include section/heading (not code alone).</w:t>
+      </w:r>
+    </w:p>
+    <w:p>
+      <w:pPr>
+        <w:pStyle w:val="ListBullet"/>
+        <w:ind w:left="360"/>
+      </w:pPr>
+      <w:r>
+        <w:rPr>
+          <w:rFonts w:ascii="Nunito" w:hAnsi="Nunito" w:eastAsia="Nunito" w:cs="Nunito"/>
         </w:rPr>
         <w:t>[  ]  At least three Analysis Requests have Findings Memos returned.</w:t>
       </w:r>
@@ -361,7 +366,7 @@
       </w:pPr>
       <w:r>
         <w:rPr>
-          <w:rFonts w:ascii="Calibri" w:hAnsi="Calibri"/>
+          <w:rFonts w:ascii="Nunito" w:hAnsi="Nunito" w:eastAsia="Nunito" w:cs="Nunito"/>
         </w:rPr>
         <w:t>[  ]  Strategic options are financially feasible against D-12 and D-03.</w:t>
       </w:r>
@@ -373,7 +378,7 @@
       </w:pPr>
       <w:r>
         <w:rPr>
-          <w:rFonts w:ascii="Calibri" w:hAnsi="Calibri"/>
+          <w:rFonts w:ascii="Nunito" w:hAnsi="Nunito" w:eastAsia="Nunito" w:cs="Nunito"/>
         </w:rPr>
         <w:t>[  ]  Options changed after at least one B challenge (see revision log).</w:t>
       </w:r>
@@ -385,7 +390,7 @@
       </w:pPr>
       <w:r>
         <w:rPr>
-          <w:rFonts w:ascii="Calibri" w:hAnsi="Calibri"/>
+          <w:rFonts w:ascii="Nunito" w:hAnsi="Nunito" w:eastAsia="Nunito" w:cs="Nunito"/>
         </w:rPr>
         <w:t>[  ]  Journey-map pain points link to recommendations and/or Findings cites.</w:t>
       </w:r>
@@ -397,7 +402,7 @@
       </w:pPr>
       <w:r>
         <w:rPr>
-          <w:rFonts w:ascii="Calibri" w:hAnsi="Calibri"/>
+          <w:rFonts w:ascii="Nunito" w:hAnsi="Nunito" w:eastAsia="Nunito" w:cs="Nunito"/>
         </w:rPr>
         <w:t>[  ]  Trade-off reflection names who gains and who loses.</w:t>
       </w:r>
@@ -409,55 +414,39 @@
       </w:pPr>
       <w:r>
         <w:rPr>
-          <w:rFonts w:ascii="Calibri" w:hAnsi="Calibri"/>
+          <w:rFonts w:ascii="Nunito" w:hAnsi="Nunito" w:eastAsia="Nunito" w:cs="Nunito"/>
         </w:rPr>
         <w:t>[  ]  Implementation roadmap has a realistic timeline and cost.</w:t>
       </w:r>
     </w:p>
-    <w:p/>
     <w:p>
       <w:pPr>
-        <w:spacing w:after="120"/>
+        <w:spacing w:after="40"/>
       </w:pPr>
       <w:r>
         <w:rPr>
-          <w:rFonts w:ascii="Calibri" w:hAnsi="Calibri"/>
-          <w:b w:val="0"/>
-          <w:i w:val="0"/>
-          <w:color w:val="222222"/>
-          <w:sz w:val="20"/>
-        </w:rPr>
-        <w:t>Signed:  ______________________________________</w:t>
-      </w:r>
-    </w:p>
-    <w:p>
-      <w:pPr>
-        <w:spacing w:after="0"/>
-      </w:pPr>
-      <w:r>
-        <w:rPr>
-          <w:rFonts w:ascii="Calibri" w:hAnsi="Calibri"/>
+          <w:rFonts w:ascii="Nunito" w:hAnsi="Nunito" w:eastAsia="Nunito" w:cs="Nunito"/>
           <w:b/>
           <w:i w:val="0"/>
           <w:color w:val="222222"/>
           <w:sz w:val="20"/>
         </w:rPr>
-        <w:t>________________________</w:t>
+        <w:t>[  ]  Confirmed by Workflow B reviewer</w:t>
       </w:r>
     </w:p>
     <w:p>
       <w:pPr>
-        <w:spacing w:after="0"/>
+        <w:spacing w:after="40"/>
       </w:pPr>
       <w:r>
         <w:rPr>
-          <w:rFonts w:ascii="Calibri" w:hAnsi="Calibri"/>
+          <w:rFonts w:ascii="Nunito" w:hAnsi="Nunito" w:eastAsia="Nunito" w:cs="Nunito"/>
           <w:b w:val="0"/>
           <w:i/>
           <w:color w:val="666666"/>
-          <w:sz w:val="20"/>
+          <w:sz w:val="18"/>
         </w:rPr>
-        <w:t>Workflow B reviewer</w:t>
+        <w:t>Tick [x] and type full name + date (online confirmation)</w:t>
       </w:r>
     </w:p>
     <w:p>
@@ -466,13 +455,13 @@
       </w:pPr>
       <w:r>
         <w:rPr>
-          <w:rFonts w:ascii="Calibri" w:hAnsi="Calibri"/>
+          <w:rFonts w:ascii="Nunito" w:hAnsi="Nunito" w:eastAsia="Nunito" w:cs="Nunito"/>
           <w:b w:val="0"/>
           <w:i w:val="0"/>
           <w:color w:val="222222"/>
           <w:sz w:val="20"/>
         </w:rPr>
-        <w:t>Date:  ____________________</w:t>
+        <w:t>Name: ____________________    Date: __________    Channel (Drive comment / sheet tick): __________</w:t>
       </w:r>
     </w:p>
     <w:p>
@@ -481,10 +470,10 @@
       </w:pPr>
       <w:r>
         <w:rPr>
-          <w:rFonts w:ascii="Calibri" w:hAnsi="Calibri"/>
+          <w:rFonts w:ascii="Lexend" w:hAnsi="Lexend" w:eastAsia="Lexend" w:cs="Lexend"/>
           <w:color w:val="1B2A4A"/>
         </w:rPr>
-        <w:t>Section C - Joint final sign-off</w:t>
+        <w:t>Section C - Joint final confirmation</w:t>
       </w:r>
     </w:p>
     <w:p>
@@ -493,7 +482,7 @@
       </w:pPr>
       <w:r>
         <w:rPr>
-          <w:rFonts w:ascii="Calibri" w:hAnsi="Calibri"/>
+          <w:rFonts w:ascii="Nunito" w:hAnsi="Nunito" w:eastAsia="Nunito" w:cs="Nunito"/>
           <w:b w:val="0"/>
           <w:i w:val="0"/>
           <w:color w:val="222222"/>
@@ -502,50 +491,34 @@
         <w:t>Request Log shows minimum three completed R/FM pairs: [  ] Yes</w:t>
       </w:r>
     </w:p>
-    <w:p/>
     <w:p>
       <w:pPr>
-        <w:spacing w:after="120"/>
+        <w:spacing w:after="40"/>
       </w:pPr>
       <w:r>
         <w:rPr>
-          <w:rFonts w:ascii="Calibri" w:hAnsi="Calibri"/>
-          <w:b w:val="0"/>
-          <w:i w:val="0"/>
-          <w:color w:val="222222"/>
-          <w:sz w:val="20"/>
-        </w:rPr>
-        <w:t>Signed:  ______________________________________</w:t>
-      </w:r>
-    </w:p>
-    <w:p>
-      <w:pPr>
-        <w:spacing w:after="0"/>
-      </w:pPr>
-      <w:r>
-        <w:rPr>
-          <w:rFonts w:ascii="Calibri" w:hAnsi="Calibri"/>
+          <w:rFonts w:ascii="Nunito" w:hAnsi="Nunito" w:eastAsia="Nunito" w:cs="Nunito"/>
           <w:b/>
           <w:i w:val="0"/>
           <w:color w:val="222222"/>
           <w:sz w:val="20"/>
         </w:rPr>
-        <w:t>________________________</w:t>
+        <w:t>[  ]  Confirmed by Engagement Lead</w:t>
       </w:r>
     </w:p>
     <w:p>
       <w:pPr>
-        <w:spacing w:after="0"/>
+        <w:spacing w:after="40"/>
       </w:pPr>
       <w:r>
         <w:rPr>
-          <w:rFonts w:ascii="Calibri" w:hAnsi="Calibri"/>
+          <w:rFonts w:ascii="Nunito" w:hAnsi="Nunito" w:eastAsia="Nunito" w:cs="Nunito"/>
           <w:b w:val="0"/>
           <w:i/>
           <w:color w:val="666666"/>
-          <w:sz w:val="20"/>
+          <w:sz w:val="18"/>
         </w:rPr>
-        <w:t>Engagement Lead</w:t>
+        <w:t>Tick [x] and type full name + date (online confirmation)</w:t>
       </w:r>
     </w:p>
     <w:p>
@@ -554,13 +527,13 @@
       </w:pPr>
       <w:r>
         <w:rPr>
-          <w:rFonts w:ascii="Calibri" w:hAnsi="Calibri"/>
+          <w:rFonts w:ascii="Nunito" w:hAnsi="Nunito" w:eastAsia="Nunito" w:cs="Nunito"/>
           <w:b w:val="0"/>
           <w:i w:val="0"/>
           <w:color w:val="222222"/>
           <w:sz w:val="20"/>
         </w:rPr>
-        <w:t>Date:  ____________________</w:t>
+        <w:t>Name: ____________________    Date: __________    Channel (Drive comment / sheet tick): __________</w:t>
       </w:r>
     </w:p>
     <w:sectPr>
@@ -940,7 +913,7 @@
       <w:spacing w:after="120" w:line="276" w:lineRule="auto"/>
     </w:pPr>
     <w:rPr>
-      <w:rFonts w:ascii="Calibri" w:hAnsi="Calibri"/>
+      <w:rFonts w:ascii="Nunito" w:hAnsi="Nunito" w:eastAsia="Nunito" w:cs="Nunito"/>
       <w:color w:val="222222"/>
       <w:sz w:val="22"/>
     </w:rPr>

--- a/Participants/4_Shared_Toolkit/Templates/Cross_Workflow_Handoff_Checklist.docx
+++ b/Participants/4_Shared_Toolkit/Templates/Cross_Workflow_Handoff_Checklist.docx
@@ -141,7 +141,7 @@
                 <w:color w:val="222222"/>
                 <w:sz w:val="20"/>
               </w:rPr>
-              <w:t>3.0 | July 2026</w:t>
+              <w:t>3.1 | July-September 2026</w:t>
             </w:r>
           </w:p>
         </w:tc>

--- a/Participants/4_Shared_Toolkit/Templates/Cross_Workflow_Handoff_Checklist.docx
+++ b/Participants/4_Shared_Toolkit/Templates/Cross_Workflow_Handoff_Checklist.docx
@@ -167,7 +167,7 @@
           <w:color w:val="222222"/>
           <w:sz w:val="22"/>
         </w:rPr>
-        <w:t>No deliverable may be submitted until both workflows have completed and confirmed their sections. Use online ticks (typed name + date) - no wet signature. The Engagement Lead confirms only if the Request Log shows genuine exchange (not a single dump at the end).</w:t>
+        <w:t>No deliverable may be submitted until both workflows have completed and confirmed their sections. Use online ticks (typed name + date) - no wet signature. The Engagement Lead confirms only if A_B_Exchange/ and the Request Log show genuine exchange (not a single dump at the end).</w:t>
       </w:r>
     </w:p>
     <w:p>
@@ -192,6 +192,18 @@
           <w:rFonts w:ascii="Nunito" w:hAnsi="Nunito" w:eastAsia="Nunito" w:cs="Nunito"/>
         </w:rPr>
         <w:t>[  ]  Findings Memos answer the question asked, in plain language.</w:t>
+      </w:r>
+    </w:p>
+    <w:p>
+      <w:pPr>
+        <w:pStyle w:val="ListBullet"/>
+        <w:ind w:left="360"/>
+      </w:pPr>
+      <w:r>
+        <w:rPr>
+          <w:rFonts w:ascii="Nunito" w:hAnsi="Nunito" w:eastAsia="Nunito" w:cs="Nunito"/>
+        </w:rPr>
+        <w:t>[  ]  Each FM-xx PDF is saved in A_B_Exchange/ and logged on the Request Log.</w:t>
       </w:r>
     </w:p>
     <w:p>
@@ -356,7 +368,7 @@
         <w:rPr>
           <w:rFonts w:ascii="Nunito" w:hAnsi="Nunito" w:eastAsia="Nunito" w:cs="Nunito"/>
         </w:rPr>
-        <w:t>[  ]  At least three Analysis Requests have Findings Memos returned.</w:t>
+        <w:t>[  ]  At least three Analysis Request PDFs are in A_B_Exchange/ with matching Findings Memos.</w:t>
       </w:r>
     </w:p>
     <w:p>
@@ -488,7 +500,22 @@
           <w:color w:val="222222"/>
           <w:sz w:val="22"/>
         </w:rPr>
-        <w:t>Request Log shows minimum three completed R/FM pairs: [  ] Yes</w:t>
+        <w:t>A_B_Exchange/ and Request Log show minimum three completed R/FM pairs: [  ] Yes</w:t>
+      </w:r>
+    </w:p>
+    <w:p>
+      <w:pPr>
+        <w:spacing w:after="120"/>
+      </w:pPr>
+      <w:r>
+        <w:rPr>
+          <w:rFonts w:ascii="Nunito" w:hAnsi="Nunito" w:eastAsia="Nunito" w:cs="Nunito"/>
+          <w:b w:val="0"/>
+          <w:i w:val="0"/>
+          <w:color w:val="222222"/>
+          <w:sz w:val="22"/>
+        </w:rPr>
+        <w:t>Drive link to A_B_Exchange/: ________________________________</w:t>
       </w:r>
     </w:p>
     <w:p>

--- a/Participants/4_Shared_Toolkit/Templates/Cross_Workflow_Handoff_Checklist.docx
+++ b/Participants/4_Shared_Toolkit/Templates/Cross_Workflow_Handoff_Checklist.docx
@@ -157,6 +157,18 @@
     </w:p>
     <w:p>
       <w:pPr>
+        <w:pStyle w:val="Heading2"/>
+      </w:pPr>
+      <w:r>
+        <w:rPr>
+          <w:rFonts w:ascii="Lexend" w:hAnsi="Lexend" w:eastAsia="Lexend" w:cs="Lexend"/>
+          <w:color w:val="1B2A4A"/>
+        </w:rPr>
+        <w:t>How to use this file</w:t>
+      </w:r>
+    </w:p>
+    <w:p>
+      <w:pPr>
         <w:spacing w:after="120"/>
       </w:pPr>
       <w:r>
@@ -167,7 +179,70 @@
           <w:color w:val="222222"/>
           <w:sz w:val="22"/>
         </w:rPr>
-        <w:t>No deliverable may be submitted until both workflows have completed and confirmed their sections. Use online ticks (typed name + date) - no wet signature. The Engagement Lead confirms only if A_B_Exchange/ and the Request Log show genuine exchange (not a single dump at the end).</w:t>
+        <w:t>Location in the package: 4_Shared_Toolkit/Templates/Cross_Workflow_Handoff_Checklist.docx. Copy it into your team Drive before editing. Full logistics are in 00_Programme_Guideline.pdf Section 8.</w:t>
+      </w:r>
+    </w:p>
+    <w:p>
+      <w:pPr>
+        <w:pStyle w:val="ListNumber"/>
+        <w:ind w:left="360"/>
+      </w:pPr>
+      <w:r>
+        <w:rPr>
+          <w:rFonts w:ascii="Nunito" w:hAnsi="Nunito" w:eastAsia="Nunito" w:cs="Nunito"/>
+        </w:rPr>
+        <w:t>No wet signature and no printing. Confirm online only.</w:t>
+      </w:r>
+    </w:p>
+    <w:p>
+      <w:pPr>
+        <w:pStyle w:val="ListNumber"/>
+        <w:ind w:left="360"/>
+      </w:pPr>
+      <w:r>
+        <w:rPr>
+          <w:rFonts w:ascii="Nunito" w:hAnsi="Nunito" w:eastAsia="Nunito" w:cs="Nunito"/>
+        </w:rPr>
+        <w:t>Fill every [  ] checklist item that applies, then complete the confirmation block under your section: tick [x], type full name, type date (YYYY-MM-DD), and note the channel (usually 'this Drive Doc').</w:t>
+      </w:r>
+    </w:p>
+    <w:p>
+      <w:pPr>
+        <w:pStyle w:val="ListNumber"/>
+        <w:ind w:left="360"/>
+      </w:pPr>
+      <w:r>
+        <w:rPr>
+          <w:rFonts w:ascii="Nunito" w:hAnsi="Nunito" w:eastAsia="Nunito" w:cs="Nunito"/>
+        </w:rPr>
+        <w:t>Section A = Workflow A reviews B. Section B = Workflow B reviews A. Section C = Engagement Lead joint gate.</w:t>
+      </w:r>
+    </w:p>
+    <w:p>
+      <w:pPr>
+        <w:pStyle w:val="ListNumber"/>
+        <w:ind w:left="360"/>
+      </w:pPr>
+      <w:r>
+        <w:rPr>
+          <w:rFonts w:ascii="Nunito" w:hAnsi="Nunito" w:eastAsia="Nunito" w:cs="Nunito"/>
+        </w:rPr>
+        <w:t>When complete, File &gt; Download &gt; PDF Document, name it Team_All_Handoff_vN.pdf, store in your team Drive, and submit the link via the weekly Google Form when the Master Timeline requires it (W6-02 and before gated finals).</w:t>
+      </w:r>
+    </w:p>
+    <w:p>
+      <w:pPr>
+        <w:spacing w:after="120"/>
+      </w:pPr>
+      <w:r>
+        <w:rPr>
+          <w:rFonts w:ascii="Nunito" w:hAnsi="Nunito" w:eastAsia="Nunito" w:cs="Nunito"/>
+          <w:b/>
+          <w:i w:val="0"/>
+          <w:color w:val="222222"/>
+          <w:sz w:val="22"/>
+        </w:rPr>
+        <w:t>No deliverable may be submitted until both workflows have completed and confirmed their sections. The Engagement Lead confirms Section C only if A_B_Exchange/ and the Request Log show genuine exchange (not a single dump at the end).</w:t>
       </w:r>
     </w:p>
     <w:p>
@@ -191,6 +266,30 @@
         <w:rPr>
           <w:rFonts w:ascii="Nunito" w:hAnsi="Nunito" w:eastAsia="Nunito" w:cs="Nunito"/>
         </w:rPr>
+        <w:t>[  ]  Data Estate Brief is a catalog only - workbook and dictionary were not shared with A.</w:t>
+      </w:r>
+    </w:p>
+    <w:p>
+      <w:pPr>
+        <w:pStyle w:val="ListBullet"/>
+        <w:ind w:left="360"/>
+      </w:pPr>
+      <w:r>
+        <w:rPr>
+          <w:rFonts w:ascii="Nunito" w:hAnsi="Nunito" w:eastAsia="Nunito" w:cs="Nunito"/>
+        </w:rPr>
+        <w:t>[  ]  Analysis Plans exist for answered demands; B owned the method.</w:t>
+      </w:r>
+    </w:p>
+    <w:p>
+      <w:pPr>
+        <w:pStyle w:val="ListBullet"/>
+        <w:ind w:left="360"/>
+      </w:pPr>
+      <w:r>
+        <w:rPr>
+          <w:rFonts w:ascii="Nunito" w:hAnsi="Nunito" w:eastAsia="Nunito" w:cs="Nunito"/>
+        </w:rPr>
         <w:t>[  ]  Findings Memos answer the question asked, in plain language.</w:t>
       </w:r>
     </w:p>
@@ -203,7 +302,7 @@
         <w:rPr>
           <w:rFonts w:ascii="Nunito" w:hAnsi="Nunito" w:eastAsia="Nunito" w:cs="Nunito"/>
         </w:rPr>
-        <w:t>[  ]  Each FM-xx PDF is saved in A_B_Exchange/ and logged on the Request Log.</w:t>
+        <w:t>[  ]  Each DEB / AP / FM-xx PDF is saved in A_B_Exchange/ and logged on the Request Log.</w:t>
       </w:r>
     </w:p>
     <w:p>
@@ -215,19 +314,7 @@
         <w:rPr>
           <w:rFonts w:ascii="Nunito" w:hAnsi="Nunito" w:eastAsia="Nunito" w:cs="Nunito"/>
         </w:rPr>
-        <w:t>[  ]  The raw workbook and data dictionary were not shared with A.</w:t>
-      </w:r>
-    </w:p>
-    <w:p>
-      <w:pPr>
-        <w:pStyle w:val="ListBullet"/>
-        <w:ind w:left="360"/>
-      </w:pPr>
-      <w:r>
-        <w:rPr>
-          <w:rFonts w:ascii="Nunito" w:hAnsi="Nunito" w:eastAsia="Nunito" w:cs="Nunito"/>
-        </w:rPr>
-        <w:t>[  ]  Placement definition and sample limitations are stated.</w:t>
+        <w:t>[  ]  Placement definition (Completed status; Formal vs Broad) is stated.</w:t>
       </w:r>
     </w:p>
     <w:p>
@@ -305,7 +392,7 @@
           <w:color w:val="666666"/>
           <w:sz w:val="18"/>
         </w:rPr>
-        <w:t>Tick [x] and type full name + date (online confirmation)</w:t>
+        <w:t>Tick [x], type full name + date. No wet signature.</w:t>
       </w:r>
     </w:p>
     <w:p>
@@ -320,7 +407,7 @@
           <w:color w:val="222222"/>
           <w:sz w:val="20"/>
         </w:rPr>
-        <w:t>Name: ____________________    Date: __________    Channel (Drive comment / sheet tick): __________</w:t>
+        <w:t>Name: ____________________    Date (YYYY-MM-DD): __________    Channel (this Drive Doc / comment): __________</w:t>
       </w:r>
     </w:p>
     <w:p>
@@ -333,6 +420,18 @@
           <w:color w:val="1B2A4A"/>
         </w:rPr>
         <w:t>Section B - Workflow B reviews Workflow A</w:t>
+      </w:r>
+    </w:p>
+    <w:p>
+      <w:pPr>
+        <w:pStyle w:val="ListBullet"/>
+        <w:ind w:left="360"/>
+      </w:pPr>
+      <w:r>
+        <w:rPr>
+          <w:rFonts w:ascii="Nunito" w:hAnsi="Nunito" w:eastAsia="Nunito" w:cs="Nunito"/>
+        </w:rPr>
+        <w:t>[  ]  Demand Brief ranked decision needs (not a column shopping list).</w:t>
       </w:r>
     </w:p>
     <w:p>
@@ -458,7 +557,7 @@
           <w:color w:val="666666"/>
           <w:sz w:val="18"/>
         </w:rPr>
-        <w:t>Tick [x] and type full name + date (online confirmation)</w:t>
+        <w:t>Tick [x], type full name + date. No wet signature.</w:t>
       </w:r>
     </w:p>
     <w:p>
@@ -473,7 +572,7 @@
           <w:color w:val="222222"/>
           <w:sz w:val="20"/>
         </w:rPr>
-        <w:t>Name: ____________________    Date: __________    Channel (Drive comment / sheet tick): __________</w:t>
+        <w:t>Name: ____________________    Date (YYYY-MM-DD): __________    Channel (this Drive Doc / comment): __________</w:t>
       </w:r>
     </w:p>
     <w:p>
@@ -500,7 +599,7 @@
           <w:color w:val="222222"/>
           <w:sz w:val="22"/>
         </w:rPr>
-        <w:t>A_B_Exchange/ and Request Log show minimum three completed R/FM pairs: [  ] Yes</w:t>
+        <w:t>A_B_Exchange/ shows Data Estate Brief + Demand Brief + Analysis Plan(s) and Request Log shows minimum three completed R/FM pairs: [  ] Yes</w:t>
       </w:r>
     </w:p>
     <w:p>
@@ -516,6 +615,21 @@
           <w:sz w:val="22"/>
         </w:rPr>
         <w:t>Drive link to A_B_Exchange/: ________________________________</w:t>
+      </w:r>
+    </w:p>
+    <w:p>
+      <w:pPr>
+        <w:spacing w:after="120"/>
+      </w:pPr>
+      <w:r>
+        <w:rPr>
+          <w:rFonts w:ascii="Nunito" w:hAnsi="Nunito" w:eastAsia="Nunito" w:cs="Nunito"/>
+          <w:b w:val="0"/>
+          <w:i w:val="0"/>
+          <w:color w:val="222222"/>
+          <w:sz w:val="22"/>
+        </w:rPr>
+        <w:t>Drive link to this completed Handoff PDF: ________________________________</w:t>
       </w:r>
     </w:p>
     <w:p>
@@ -545,7 +659,7 @@
           <w:color w:val="666666"/>
           <w:sz w:val="18"/>
         </w:rPr>
-        <w:t>Tick [x] and type full name + date (online confirmation)</w:t>
+        <w:t>Tick [x] only after Sections A and B are done. Type full name + date.</w:t>
       </w:r>
     </w:p>
     <w:p>
@@ -560,7 +674,7 @@
           <w:color w:val="222222"/>
           <w:sz w:val="20"/>
         </w:rPr>
-        <w:t>Name: ____________________    Date: __________    Channel (Drive comment / sheet tick): __________</w:t>
+        <w:t>Name: ____________________    Date (YYYY-MM-DD): __________    Channel (this Drive Doc / comment): __________</w:t>
       </w:r>
     </w:p>
     <w:sectPr>
